--- a/minhchung/Minhchứng_B22DCAT028_NoiseATK.docx
+++ b/minhchung/Minhchứng_B22DCAT028_NoiseATK.docx
@@ -1101,6 +1101,7 @@
       <w:r>
         <w:rPr>
           <w:rFonts w:cs="Times New Roman"/>
+          <w:noProof/>
           <w:sz w:val="26"/>
           <w:szCs w:val="26"/>
         </w:rPr>
@@ -2504,7 +2505,23 @@
           <w:sz w:val="26"/>
           <w:szCs w:val="26"/>
         </w:rPr>
-        <w:t>Thư mục attacked/ sẽ chứa:</w:t>
+        <w:t xml:space="preserve">Thư mục </w:t>
+      </w:r>
+      <w:r>
+        <w:rPr>
+          <w:rFonts w:cs="Times New Roman"/>
+          <w:sz w:val="26"/>
+          <w:szCs w:val="26"/>
+        </w:rPr>
+        <w:t>noise_results</w:t>
+      </w:r>
+      <w:r>
+        <w:rPr>
+          <w:rFonts w:cs="Times New Roman"/>
+          <w:sz w:val="26"/>
+          <w:szCs w:val="26"/>
+        </w:rPr>
+        <w:t>/ sẽ chứa:</w:t>
       </w:r>
     </w:p>
     <w:p>
@@ -2537,7 +2554,17 @@
           <w:sz w:val="26"/>
           <w:szCs w:val="26"/>
         </w:rPr>
-        <w:t>/attack_salt_pepper.png — ảnh bị nhiễu muối tiêu (2% pixel).</w:t>
+        <w:t>/attac</w:t>
+      </w:r>
+      <w:bookmarkStart w:id="3" w:name="_GoBack"/>
+      <w:bookmarkEnd w:id="3"/>
+      <w:r>
+        <w:rPr>
+          <w:rFonts w:cs="Times New Roman"/>
+          <w:sz w:val="26"/>
+          <w:szCs w:val="26"/>
+        </w:rPr>
+        <w:t>k_salt_pepper.png — ảnh bị nhiễu muối tiêu (2% pixel).</w:t>
       </w:r>
     </w:p>
     <w:p>
@@ -3414,15 +3441,13 @@
           <w:rFonts w:eastAsia="Arial" w:cs="Times New Roman"/>
         </w:rPr>
       </w:pPr>
-      <w:bookmarkStart w:id="3" w:name="_Toc230191546"/>
+      <w:bookmarkStart w:id="4" w:name="_Toc230191546"/>
       <w:r>
         <w:rPr>
           <w:rFonts w:eastAsia="Arial" w:cs="Times New Roman"/>
         </w:rPr>
         <w:t>Kiểm tra kết quả</w:t>
       </w:r>
-      <w:bookmarkStart w:id="4" w:name="_GoBack"/>
-      <w:bookmarkEnd w:id="3"/>
       <w:bookmarkEnd w:id="4"/>
     </w:p>
     <w:p>
@@ -3497,6 +3522,7 @@
           <w:rFonts w:ascii="Courier New" w:hAnsi="Courier New" w:cs="Courier New"/>
           <w:b/>
           <w:i/>
+          <w:noProof/>
           <w:sz w:val="26"/>
           <w:szCs w:val="26"/>
         </w:rPr>
@@ -7915,7 +7941,7 @@
 </file>
 
 <file path=customXml/itemProps1.xml><?xml version="1.0" encoding="utf-8"?>
-<ds:datastoreItem xmlns:ds="http://schemas.openxmlformats.org/officeDocument/2006/customXml" ds:itemID="{FDFCE7FA-2BBC-40ED-88E2-1B642AB9793C}">
+<ds:datastoreItem xmlns:ds="http://schemas.openxmlformats.org/officeDocument/2006/customXml" ds:itemID="{7E4A2110-F89A-462A-AD52-4F4176BF2902}">
   <ds:schemaRefs>
     <ds:schemaRef ds:uri="http://schemas.openxmlformats.org/officeDocument/2006/bibliography"/>
   </ds:schemaRefs>
